--- a/00 Admin/04 Commercial + SOW/JP_TapThat_Proposal_v02.docx
+++ b/00 Admin/04 Commercial + SOW/JP_TapThat_Proposal_v02.docx
@@ -226,7 +226,7 @@
                 <w:szCs w:val="22"/>
                 <w:rFonts w:ascii="Poppins" w:cs="Poppins" w:eastAsia="Poppins" w:hAnsi="Poppins"/>
               </w:rPr>
-              <w:t xml:space="preserve">Draft v02 – client-facing; investment to be confirmed</w:t>
+              <w:t xml:space="preserve">Draft v02 – client-facing, with proposed investment</w:t>
             </w:r>
           </w:p>
         </w:tc>
@@ -6410,7 +6410,7 @@
           <w:szCs w:val="22"/>
           <w:rFonts w:ascii="Poppins" w:cs="Poppins" w:eastAsia="Poppins" w:hAnsi="Poppins"/>
         </w:rPr>
-        <w:t xml:space="preserve">Two options, so you can choose the commitment that fits a business that is not yet cashflow positive. Both run on the same plan and the same rhythm.</w:t>
+        <w:t xml:space="preserve">Two options. Both run on the same plan and the same rhythm. All figures are Australian dollars, exclude GST, and include project management and administration. Ad spend is paid by Tap That directly to Meta and Google.</w:t>
       </w:r>
     </w:p>
     <w:tbl>
@@ -6464,7 +6464,7 @@
                 <w:szCs w:val="22"/>
                 <w:rFonts w:ascii="Poppins" w:cs="Poppins" w:eastAsia="Poppins" w:hAnsi="Poppins"/>
               </w:rPr>
-              <w:t xml:space="preserve">Option</w:t>
+              <w:t xml:space="preserve">The basis</w:t>
             </w:r>
           </w:p>
         </w:tc>
@@ -6497,7 +6497,6 @@
                 <w:szCs w:val="22"/>
                 <w:rFonts w:ascii="Poppins" w:cs="Poppins" w:eastAsia="Poppins" w:hAnsi="Poppins"/>
               </w:rPr>
-              <w:t xml:space="preserve">Structure</w:t>
             </w:r>
           </w:p>
         </w:tc>
@@ -6536,7 +6535,7 @@
                 <w:szCs w:val="22"/>
                 <w:rFonts w:ascii="Poppins" w:cs="Poppins" w:eastAsia="Poppins" w:hAnsi="Poppins"/>
               </w:rPr>
-              <w:t xml:space="preserve">A. Ninety-day sprint, then review</w:t>
+              <w:t xml:space="preserve">Discover and Design, already delivered</w:t>
             </w:r>
           </w:p>
         </w:tc>
@@ -6568,7 +6567,7 @@
                 <w:szCs w:val="22"/>
                 <w:rFonts w:ascii="Poppins" w:cs="Poppins" w:eastAsia="Poppins" w:hAnsi="Poppins"/>
               </w:rPr>
-              <w:t xml:space="preserve">A fixed fee for the first 30-day and three-month horizons, ending at the mid-December review with a stop-or-continue decision. Fee: [to be confirmed]. Payment: [to be confirmed].</w:t>
+              <w:t xml:space="preserve">The Discovery pack, the Pivot, the plan on a page and four event flyers. Rack value $20,000. Charged at $4,995, payable on acceptance of either option.</w:t>
             </w:r>
           </w:p>
         </w:tc>
@@ -6607,7 +6606,7 @@
                 <w:szCs w:val="22"/>
                 <w:rFonts w:ascii="Poppins" w:cs="Poppins" w:eastAsia="Poppins" w:hAnsi="Poppins"/>
               </w:rPr>
-              <w:t xml:space="preserve">B. Twelve-month retainer</w:t>
+              <w:t xml:space="preserve">The rates behind every figure below</w:t>
             </w:r>
           </w:p>
         </w:tc>
@@ -6639,7 +6638,114 @@
                 <w:szCs w:val="22"/>
                 <w:rFonts w:ascii="Poppins" w:cs="Poppins" w:eastAsia="Poppins" w:hAnsi="Poppins"/>
               </w:rPr>
-              <w:t xml:space="preserve">A monthly fee for the full year to September 2027, reviewed at each rung of your ladder with the right to stop at any review. Fee: [to be confirmed] per month. Payment: [to be confirmed].</w:t>
+              <w:t xml:space="preserve">Client Director $1,500 a day. Client Manager $1,250 a day.</w:t>
+            </w:r>
+          </w:p>
+        </w:tc>
+      </w:tr>
+    </w:tbl>
+    <w:p>
+      <w:pPr>
+        <w:keepNext/>
+        <w:spacing w:before="200" w:after="80" w:line="300"/>
+      </w:pPr>
+      <w:r>
+        <w:rPr>
+          <w:b/>
+          <w:bCs/>
+          <w:color w:val="000000"/>
+          <w:sz w:val="22"/>
+          <w:szCs w:val="22"/>
+          <w:rFonts w:ascii="Poppins" w:cs="Poppins" w:eastAsia="Poppins" w:hAnsi="Poppins"/>
+        </w:rPr>
+        <w:t xml:space="preserve">Option A – the ninety-day sprint</w:t>
+      </w:r>
+    </w:p>
+    <w:tbl>
+      <w:tblPr>
+        <w:tblW w:type="dxa" w:w="9026"/>
+        <w:tblBorders>
+          <w:top w:val="single" w:color="auto" w:sz="4"/>
+          <w:left w:val="single" w:color="auto" w:sz="4"/>
+          <w:bottom w:val="single" w:color="auto" w:sz="4"/>
+          <w:right w:val="single" w:color="auto" w:sz="4"/>
+          <w:insideH w:val="single" w:color="auto" w:sz="4"/>
+          <w:insideV w:val="single" w:color="auto" w:sz="4"/>
+        </w:tblBorders>
+      </w:tblPr>
+      <w:tblGrid>
+        <w:gridCol w:w="3000"/>
+        <w:gridCol w:w="6026"/>
+      </w:tblGrid>
+      <w:tr>
+        <w:trPr>
+          <w:tblHeader/>
+        </w:trPr>
+        <w:tc>
+          <w:tcPr>
+            <w:tcW w:type="dxa" w:w="3000"/>
+            <w:tcBorders>
+              <w:top w:val="single" w:color="D9D9D9" w:sz="4"/>
+              <w:left w:val="single" w:color="D9D9D9" w:sz="4"/>
+              <w:bottom w:val="single" w:color="D9D9D9" w:sz="4"/>
+              <w:right w:val="single" w:color="D9D9D9" w:sz="4"/>
+            </w:tcBorders>
+            <w:shd w:fill="F2F2F2" w:color="auto" w:val="clear"/>
+            <w:tcMar>
+              <w:top w:type="dxa" w:w="80"/>
+              <w:left w:type="dxa" w:w="100"/>
+              <w:bottom w:type="dxa" w:w="80"/>
+              <w:right w:type="dxa" w:w="100"/>
+            </w:tcMar>
+            <w:vAlign w:val="top"/>
+          </w:tcPr>
+          <w:p>
+            <w:pPr>
+              <w:spacing w:line="300" w:after="40"/>
+            </w:pPr>
+            <w:r>
+              <w:rPr>
+                <w:b/>
+                <w:bCs/>
+                <w:color w:val="000000"/>
+                <w:sz w:val="22"/>
+                <w:szCs w:val="22"/>
+                <w:rFonts w:ascii="Poppins" w:cs="Poppins" w:eastAsia="Poppins" w:hAnsi="Poppins"/>
+              </w:rPr>
+              <w:t xml:space="preserve">Line</w:t>
+            </w:r>
+          </w:p>
+        </w:tc>
+        <w:tc>
+          <w:tcPr>
+            <w:tcW w:type="dxa" w:w="6026"/>
+            <w:tcBorders>
+              <w:top w:val="single" w:color="D9D9D9" w:sz="4"/>
+              <w:left w:val="single" w:color="D9D9D9" w:sz="4"/>
+              <w:bottom w:val="single" w:color="D9D9D9" w:sz="4"/>
+              <w:right w:val="single" w:color="D9D9D9" w:sz="4"/>
+            </w:tcBorders>
+            <w:shd w:fill="F2F2F2" w:color="auto" w:val="clear"/>
+            <w:tcMar>
+              <w:top w:type="dxa" w:w="80"/>
+              <w:left w:type="dxa" w:w="100"/>
+              <w:bottom w:type="dxa" w:w="80"/>
+              <w:right w:type="dxa" w:w="100"/>
+            </w:tcMar>
+            <w:vAlign w:val="top"/>
+          </w:tcPr>
+          <w:p>
+            <w:pPr>
+              <w:spacing w:line="300" w:after="40"/>
+            </w:pPr>
+            <w:r>
+              <w:rPr>
+                <w:color w:val="000000"/>
+                <w:sz w:val="22"/>
+                <w:szCs w:val="22"/>
+                <w:rFonts w:ascii="Poppins" w:cs="Poppins" w:eastAsia="Poppins" w:hAnsi="Poppins"/>
+              </w:rPr>
+              <w:t xml:space="preserve">Fee</w:t>
             </w:r>
           </w:p>
         </w:tc>
@@ -6678,7 +6784,7 @@
                 <w:szCs w:val="22"/>
                 <w:rFonts w:ascii="Poppins" w:cs="Poppins" w:eastAsia="Poppins" w:hAnsi="Poppins"/>
               </w:rPr>
-              <w:t xml:space="preserve">Not included</w:t>
+              <w:t xml:space="preserve">Foundation builds</w:t>
             </w:r>
           </w:p>
         </w:tc>
@@ -6710,7 +6816,7 @@
                 <w:szCs w:val="22"/>
                 <w:rFonts w:ascii="Poppins" w:cs="Poppins" w:eastAsia="Poppins" w:hAnsi="Poppins"/>
               </w:rPr>
-              <w:t xml:space="preserve">Media spend (Meta, search), which is paid by Tap That directly and reported by us. Photography and video production days, quoted per shoot. Third-party software, including GoTab, Fishbowl and any booking tool licence. Print.</w:t>
+              <w:t xml:space="preserve">Website rebuild with the buy path and proof pages; SEM set-up; trigger-based CRM with segments; three campaign landing pages. $9,250</w:t>
             </w:r>
           </w:p>
         </w:tc>
@@ -6749,7 +6855,7 @@
                 <w:szCs w:val="22"/>
                 <w:rFonts w:ascii="Poppins" w:cs="Poppins" w:eastAsia="Poppins" w:hAnsi="Poppins"/>
               </w:rPr>
-              <w:t xml:space="preserve">Case study</w:t>
+              <w:t xml:space="preserve">Programme design</w:t>
             </w:r>
           </w:p>
         </w:tc>
@@ -6781,7 +6887,151 @@
                 <w:szCs w:val="22"/>
                 <w:rFonts w:ascii="Poppins" w:cs="Poppins" w:eastAsia="Poppins" w:hAnsi="Poppins"/>
               </w:rPr>
-              <w:t xml:space="preserve">We ask for the right to tell this story once the numbers have moved, with your approval of the final text.</w:t>
+              <w:t xml:space="preserve">Switcher offer and the partner approach; referral programme and Bring a Mate; wholesale structure, pipeline and hire brief; key messaging and the customer journey; Oktoberfest and the giveaway campaign. $8,500</w:t>
+            </w:r>
+          </w:p>
+        </w:tc>
+      </w:tr>
+      <w:tr>
+        <w:trPr>
+          <w:tblHeader w:val="false"/>
+        </w:trPr>
+        <w:tc>
+          <w:tcPr>
+            <w:tcW w:type="dxa" w:w="3000"/>
+            <w:tcBorders>
+              <w:top w:val="single" w:color="D9D9D9" w:sz="4"/>
+              <w:left w:val="single" w:color="D9D9D9" w:sz="4"/>
+              <w:bottom w:val="single" w:color="D9D9D9" w:sz="4"/>
+              <w:right w:val="single" w:color="D9D9D9" w:sz="4"/>
+            </w:tcBorders>
+            <w:tcMar>
+              <w:top w:type="dxa" w:w="80"/>
+              <w:left w:type="dxa" w:w="100"/>
+              <w:bottom w:type="dxa" w:w="80"/>
+              <w:right w:type="dxa" w:w="100"/>
+            </w:tcMar>
+            <w:vAlign w:val="top"/>
+          </w:tcPr>
+          <w:p>
+            <w:pPr>
+              <w:spacing w:line="300" w:after="40"/>
+            </w:pPr>
+            <w:r>
+              <w:rPr>
+                <w:b/>
+                <w:bCs/>
+                <w:color w:val="000000"/>
+                <w:sz w:val="22"/>
+                <w:szCs w:val="22"/>
+                <w:rFonts w:ascii="Poppins" w:cs="Poppins" w:eastAsia="Poppins" w:hAnsi="Poppins"/>
+              </w:rPr>
+              <w:t xml:space="preserve">Running the sprint, three months</w:t>
+            </w:r>
+          </w:p>
+        </w:tc>
+        <w:tc>
+          <w:tcPr>
+            <w:tcW w:type="dxa" w:w="6026"/>
+            <w:tcBorders>
+              <w:top w:val="single" w:color="D9D9D9" w:sz="4"/>
+              <w:left w:val="single" w:color="D9D9D9" w:sz="4"/>
+              <w:bottom w:val="single" w:color="D9D9D9" w:sz="4"/>
+              <w:right w:val="single" w:color="D9D9D9" w:sz="4"/>
+            </w:tcBorders>
+            <w:tcMar>
+              <w:top w:type="dxa" w:w="80"/>
+              <w:left w:type="dxa" w:w="100"/>
+              <w:bottom w:type="dxa" w:w="80"/>
+              <w:right w:type="dxa" w:w="100"/>
+            </w:tcMar>
+            <w:vAlign w:val="top"/>
+          </w:tcPr>
+          <w:p>
+            <w:pPr>
+              <w:spacing w:line="300" w:after="40"/>
+            </w:pPr>
+            <w:r>
+              <w:rPr>
+                <w:color w:val="000000"/>
+                <w:sz w:val="22"/>
+                <w:szCs w:val="22"/>
+                <w:rFonts w:ascii="Poppins" w:cs="Poppins" w:eastAsia="Poppins" w:hAnsi="Poppins"/>
+              </w:rPr>
+              <w:t xml:space="preserve">SEM and Meta management; JVP, partner and wholesale outreach; content and campaign artwork; the weekly and monthly rhythm and the report. $3,250 a month, $9,750</w:t>
+            </w:r>
+          </w:p>
+        </w:tc>
+      </w:tr>
+      <w:tr>
+        <w:trPr>
+          <w:tblHeader w:val="false"/>
+        </w:trPr>
+        <w:tc>
+          <w:tcPr>
+            <w:tcW w:type="dxa" w:w="3000"/>
+            <w:tcBorders>
+              <w:top w:val="single" w:color="D9D9D9" w:sz="4"/>
+              <w:left w:val="single" w:color="D9D9D9" w:sz="4"/>
+              <w:bottom w:val="single" w:color="D9D9D9" w:sz="4"/>
+              <w:right w:val="single" w:color="D9D9D9" w:sz="4"/>
+            </w:tcBorders>
+            <w:tcMar>
+              <w:top w:type="dxa" w:w="80"/>
+              <w:left w:type="dxa" w:w="100"/>
+              <w:bottom w:type="dxa" w:w="80"/>
+              <w:right w:type="dxa" w:w="100"/>
+            </w:tcMar>
+            <w:vAlign w:val="top"/>
+          </w:tcPr>
+          <w:p>
+            <w:pPr>
+              <w:spacing w:line="300" w:after="40"/>
+            </w:pPr>
+            <w:r>
+              <w:rPr>
+                <w:b/>
+                <w:bCs/>
+                <w:color w:val="000000"/>
+                <w:sz w:val="22"/>
+                <w:szCs w:val="22"/>
+                <w:rFonts w:ascii="Poppins" w:cs="Poppins" w:eastAsia="Poppins" w:hAnsi="Poppins"/>
+              </w:rPr>
+              <w:t xml:space="preserve">Option A total</w:t>
+            </w:r>
+          </w:p>
+        </w:tc>
+        <w:tc>
+          <w:tcPr>
+            <w:tcW w:type="dxa" w:w="6026"/>
+            <w:tcBorders>
+              <w:top w:val="single" w:color="D9D9D9" w:sz="4"/>
+              <w:left w:val="single" w:color="D9D9D9" w:sz="4"/>
+              <w:bottom w:val="single" w:color="D9D9D9" w:sz="4"/>
+              <w:right w:val="single" w:color="D9D9D9" w:sz="4"/>
+            </w:tcBorders>
+            <w:tcMar>
+              <w:top w:type="dxa" w:w="80"/>
+              <w:left w:type="dxa" w:w="100"/>
+              <w:bottom w:type="dxa" w:w="80"/>
+              <w:right w:type="dxa" w:w="100"/>
+            </w:tcMar>
+            <w:vAlign w:val="top"/>
+          </w:tcPr>
+          <w:p>
+            <w:pPr>
+              <w:spacing w:line="300" w:after="40"/>
+            </w:pPr>
+            <w:r>
+              <w:rPr>
+                <w:b/>
+                <w:bCs/>
+                <w:color w:val="000000"/>
+                <w:sz w:val="22"/>
+                <w:szCs w:val="22"/>
+                <w:rFonts w:ascii="Poppins" w:cs="Poppins" w:eastAsia="Poppins" w:hAnsi="Poppins"/>
+              </w:rPr>
+              <w:t xml:space="preserve">$27,500 + GST</w:t>
             </w:r>
           </w:p>
         </w:tc>
@@ -6793,6 +7043,760 @@
       </w:pPr>
       <w:r>
         <w:rPr>
+          <w:color w:val="000000"/>
+          <w:sz w:val="22"/>
+          <w:szCs w:val="22"/>
+          <w:rFonts w:ascii="Poppins" w:cs="Poppins" w:eastAsia="Poppins" w:hAnsi="Poppins"/>
+        </w:rPr>
+        <w:t xml:space="preserve">Payment: 50% on acceptance, 50% at the mid-December review. Stop or continue at that review.</w:t>
+      </w:r>
+    </w:p>
+    <w:p>
+      <w:pPr>
+        <w:keepNext/>
+        <w:spacing w:before="200" w:after="80" w:line="300"/>
+      </w:pPr>
+      <w:r>
+        <w:rPr>
+          <w:b/>
+          <w:bCs/>
+          <w:color w:val="000000"/>
+          <w:sz w:val="22"/>
+          <w:szCs w:val="22"/>
+          <w:rFonts w:ascii="Poppins" w:cs="Poppins" w:eastAsia="Poppins" w:hAnsi="Poppins"/>
+        </w:rPr>
+        <w:t xml:space="preserve">Option B – twelve months</w:t>
+      </w:r>
+    </w:p>
+    <w:tbl>
+      <w:tblPr>
+        <w:tblW w:type="dxa" w:w="9026"/>
+        <w:tblBorders>
+          <w:top w:val="single" w:color="auto" w:sz="4"/>
+          <w:left w:val="single" w:color="auto" w:sz="4"/>
+          <w:bottom w:val="single" w:color="auto" w:sz="4"/>
+          <w:right w:val="single" w:color="auto" w:sz="4"/>
+          <w:insideH w:val="single" w:color="auto" w:sz="4"/>
+          <w:insideV w:val="single" w:color="auto" w:sz="4"/>
+        </w:tblBorders>
+      </w:tblPr>
+      <w:tblGrid>
+        <w:gridCol w:w="3000"/>
+        <w:gridCol w:w="6026"/>
+      </w:tblGrid>
+      <w:tr>
+        <w:trPr>
+          <w:tblHeader/>
+        </w:trPr>
+        <w:tc>
+          <w:tcPr>
+            <w:tcW w:type="dxa" w:w="3000"/>
+            <w:tcBorders>
+              <w:top w:val="single" w:color="D9D9D9" w:sz="4"/>
+              <w:left w:val="single" w:color="D9D9D9" w:sz="4"/>
+              <w:bottom w:val="single" w:color="D9D9D9" w:sz="4"/>
+              <w:right w:val="single" w:color="D9D9D9" w:sz="4"/>
+            </w:tcBorders>
+            <w:shd w:fill="F2F2F2" w:color="auto" w:val="clear"/>
+            <w:tcMar>
+              <w:top w:type="dxa" w:w="80"/>
+              <w:left w:type="dxa" w:w="100"/>
+              <w:bottom w:type="dxa" w:w="80"/>
+              <w:right w:type="dxa" w:w="100"/>
+            </w:tcMar>
+            <w:vAlign w:val="top"/>
+          </w:tcPr>
+          <w:p>
+            <w:pPr>
+              <w:spacing w:line="300" w:after="40"/>
+            </w:pPr>
+            <w:r>
+              <w:rPr>
+                <w:b/>
+                <w:bCs/>
+                <w:color w:val="000000"/>
+                <w:sz w:val="22"/>
+                <w:szCs w:val="22"/>
+                <w:rFonts w:ascii="Poppins" w:cs="Poppins" w:eastAsia="Poppins" w:hAnsi="Poppins"/>
+              </w:rPr>
+              <w:t xml:space="preserve">Line</w:t>
+            </w:r>
+          </w:p>
+        </w:tc>
+        <w:tc>
+          <w:tcPr>
+            <w:tcW w:type="dxa" w:w="6026"/>
+            <w:tcBorders>
+              <w:top w:val="single" w:color="D9D9D9" w:sz="4"/>
+              <w:left w:val="single" w:color="D9D9D9" w:sz="4"/>
+              <w:bottom w:val="single" w:color="D9D9D9" w:sz="4"/>
+              <w:right w:val="single" w:color="D9D9D9" w:sz="4"/>
+            </w:tcBorders>
+            <w:shd w:fill="F2F2F2" w:color="auto" w:val="clear"/>
+            <w:tcMar>
+              <w:top w:type="dxa" w:w="80"/>
+              <w:left w:type="dxa" w:w="100"/>
+              <w:bottom w:type="dxa" w:w="80"/>
+              <w:right w:type="dxa" w:w="100"/>
+            </w:tcMar>
+            <w:vAlign w:val="top"/>
+          </w:tcPr>
+          <w:p>
+            <w:pPr>
+              <w:spacing w:line="300" w:after="40"/>
+            </w:pPr>
+            <w:r>
+              <w:rPr>
+                <w:color w:val="000000"/>
+                <w:sz w:val="22"/>
+                <w:szCs w:val="22"/>
+                <w:rFonts w:ascii="Poppins" w:cs="Poppins" w:eastAsia="Poppins" w:hAnsi="Poppins"/>
+              </w:rPr>
+              <w:t xml:space="preserve">Fee</w:t>
+            </w:r>
+          </w:p>
+        </w:tc>
+      </w:tr>
+      <w:tr>
+        <w:trPr>
+          <w:tblHeader w:val="false"/>
+        </w:trPr>
+        <w:tc>
+          <w:tcPr>
+            <w:tcW w:type="dxa" w:w="3000"/>
+            <w:tcBorders>
+              <w:top w:val="single" w:color="D9D9D9" w:sz="4"/>
+              <w:left w:val="single" w:color="D9D9D9" w:sz="4"/>
+              <w:bottom w:val="single" w:color="D9D9D9" w:sz="4"/>
+              <w:right w:val="single" w:color="D9D9D9" w:sz="4"/>
+            </w:tcBorders>
+            <w:tcMar>
+              <w:top w:type="dxa" w:w="80"/>
+              <w:left w:type="dxa" w:w="100"/>
+              <w:bottom w:type="dxa" w:w="80"/>
+              <w:right w:type="dxa" w:w="100"/>
+            </w:tcMar>
+            <w:vAlign w:val="top"/>
+          </w:tcPr>
+          <w:p>
+            <w:pPr>
+              <w:spacing w:line="300" w:after="40"/>
+            </w:pPr>
+            <w:r>
+              <w:rPr>
+                <w:b/>
+                <w:bCs/>
+                <w:color w:val="000000"/>
+                <w:sz w:val="22"/>
+                <w:szCs w:val="22"/>
+                <w:rFonts w:ascii="Poppins" w:cs="Poppins" w:eastAsia="Poppins" w:hAnsi="Poppins"/>
+              </w:rPr>
+              <w:t xml:space="preserve">Everything in Option A</w:t>
+            </w:r>
+          </w:p>
+        </w:tc>
+        <w:tc>
+          <w:tcPr>
+            <w:tcW w:type="dxa" w:w="6026"/>
+            <w:tcBorders>
+              <w:top w:val="single" w:color="D9D9D9" w:sz="4"/>
+              <w:left w:val="single" w:color="D9D9D9" w:sz="4"/>
+              <w:bottom w:val="single" w:color="D9D9D9" w:sz="4"/>
+              <w:right w:val="single" w:color="D9D9D9" w:sz="4"/>
+            </w:tcBorders>
+            <w:tcMar>
+              <w:top w:type="dxa" w:w="80"/>
+              <w:left w:type="dxa" w:w="100"/>
+              <w:bottom w:type="dxa" w:w="80"/>
+              <w:right w:type="dxa" w:w="100"/>
+            </w:tcMar>
+            <w:vAlign w:val="top"/>
+          </w:tcPr>
+          <w:p>
+            <w:pPr>
+              <w:spacing w:line="300" w:after="40"/>
+            </w:pPr>
+            <w:r>
+              <w:rPr>
+                <w:color w:val="000000"/>
+                <w:sz w:val="22"/>
+                <w:szCs w:val="22"/>
+                <w:rFonts w:ascii="Poppins" w:cs="Poppins" w:eastAsia="Poppins" w:hAnsi="Poppins"/>
+              </w:rPr>
+              <w:t xml:space="preserve">Delivered in the first three months. Included.</w:t>
+            </w:r>
+          </w:p>
+        </w:tc>
+      </w:tr>
+      <w:tr>
+        <w:trPr>
+          <w:tblHeader w:val="false"/>
+        </w:trPr>
+        <w:tc>
+          <w:tcPr>
+            <w:tcW w:type="dxa" w:w="3000"/>
+            <w:tcBorders>
+              <w:top w:val="single" w:color="D9D9D9" w:sz="4"/>
+              <w:left w:val="single" w:color="D9D9D9" w:sz="4"/>
+              <w:bottom w:val="single" w:color="D9D9D9" w:sz="4"/>
+              <w:right w:val="single" w:color="D9D9D9" w:sz="4"/>
+            </w:tcBorders>
+            <w:tcMar>
+              <w:top w:type="dxa" w:w="80"/>
+              <w:left w:type="dxa" w:w="100"/>
+              <w:bottom w:type="dxa" w:w="80"/>
+              <w:right w:type="dxa" w:w="100"/>
+            </w:tcMar>
+            <w:vAlign w:val="top"/>
+          </w:tcPr>
+          <w:p>
+            <w:pPr>
+              <w:spacing w:line="300" w:after="40"/>
+            </w:pPr>
+            <w:r>
+              <w:rPr>
+                <w:b/>
+                <w:bCs/>
+                <w:color w:val="000000"/>
+                <w:sz w:val="22"/>
+                <w:szCs w:val="22"/>
+                <w:rFonts w:ascii="Poppins" w:cs="Poppins" w:eastAsia="Poppins" w:hAnsi="Poppins"/>
+              </w:rPr>
+              <w:t xml:space="preserve">Months four to twelve</w:t>
+            </w:r>
+          </w:p>
+        </w:tc>
+        <w:tc>
+          <w:tcPr>
+            <w:tcW w:type="dxa" w:w="6026"/>
+            <w:tcBorders>
+              <w:top w:val="single" w:color="D9D9D9" w:sz="4"/>
+              <w:left w:val="single" w:color="D9D9D9" w:sz="4"/>
+              <w:bottom w:val="single" w:color="D9D9D9" w:sz="4"/>
+              <w:right w:val="single" w:color="D9D9D9" w:sz="4"/>
+            </w:tcBorders>
+            <w:tcMar>
+              <w:top w:type="dxa" w:w="80"/>
+              <w:left w:type="dxa" w:w="100"/>
+              <w:bottom w:type="dxa" w:w="80"/>
+              <w:right w:type="dxa" w:w="100"/>
+            </w:tcMar>
+            <w:vAlign w:val="top"/>
+          </w:tcPr>
+          <w:p>
+            <w:pPr>
+              <w:spacing w:line="300" w:after="40"/>
+            </w:pPr>
+            <w:r>
+              <w:rPr>
+                <w:color w:val="000000"/>
+                <w:sz w:val="22"/>
+                <w:szCs w:val="22"/>
+                <w:rFonts w:ascii="Poppins" w:cs="Poppins" w:eastAsia="Poppins" w:hAnsi="Poppins"/>
+              </w:rPr>
+              <w:t xml:space="preserve">The weddings and functions programme; membership redesign; the designing-for-her brief; range and hero product marketing; club and venue offers; the events calendar; SEM, outreach, content and artwork continuing; the reviews at March and September. Included.</w:t>
+            </w:r>
+          </w:p>
+        </w:tc>
+      </w:tr>
+      <w:tr>
+        <w:trPr>
+          <w:tblHeader w:val="false"/>
+        </w:trPr>
+        <w:tc>
+          <w:tcPr>
+            <w:tcW w:type="dxa" w:w="3000"/>
+            <w:tcBorders>
+              <w:top w:val="single" w:color="D9D9D9" w:sz="4"/>
+              <w:left w:val="single" w:color="D9D9D9" w:sz="4"/>
+              <w:bottom w:val="single" w:color="D9D9D9" w:sz="4"/>
+              <w:right w:val="single" w:color="D9D9D9" w:sz="4"/>
+            </w:tcBorders>
+            <w:tcMar>
+              <w:top w:type="dxa" w:w="80"/>
+              <w:left w:type="dxa" w:w="100"/>
+              <w:bottom w:type="dxa" w:w="80"/>
+              <w:right w:type="dxa" w:w="100"/>
+            </w:tcMar>
+            <w:vAlign w:val="top"/>
+          </w:tcPr>
+          <w:p>
+            <w:pPr>
+              <w:spacing w:line="300" w:after="40"/>
+            </w:pPr>
+            <w:r>
+              <w:rPr>
+                <w:b/>
+                <w:bCs/>
+                <w:color w:val="000000"/>
+                <w:sz w:val="22"/>
+                <w:szCs w:val="22"/>
+                <w:rFonts w:ascii="Poppins" w:cs="Poppins" w:eastAsia="Poppins" w:hAnsi="Poppins"/>
+              </w:rPr>
+              <w:t xml:space="preserve">Option B total</w:t>
+            </w:r>
+          </w:p>
+        </w:tc>
+        <w:tc>
+          <w:tcPr>
+            <w:tcW w:type="dxa" w:w="6026"/>
+            <w:tcBorders>
+              <w:top w:val="single" w:color="D9D9D9" w:sz="4"/>
+              <w:left w:val="single" w:color="D9D9D9" w:sz="4"/>
+              <w:bottom w:val="single" w:color="D9D9D9" w:sz="4"/>
+              <w:right w:val="single" w:color="D9D9D9" w:sz="4"/>
+            </w:tcBorders>
+            <w:tcMar>
+              <w:top w:type="dxa" w:w="80"/>
+              <w:left w:type="dxa" w:w="100"/>
+              <w:bottom w:type="dxa" w:w="80"/>
+              <w:right w:type="dxa" w:w="100"/>
+            </w:tcMar>
+            <w:vAlign w:val="top"/>
+          </w:tcPr>
+          <w:p>
+            <w:pPr>
+              <w:spacing w:line="300" w:after="40"/>
+            </w:pPr>
+            <w:r>
+              <w:rPr>
+                <w:b/>
+                <w:bCs/>
+                <w:color w:val="000000"/>
+                <w:sz w:val="22"/>
+                <w:szCs w:val="22"/>
+                <w:rFonts w:ascii="Poppins" w:cs="Poppins" w:eastAsia="Poppins" w:hAnsi="Poppins"/>
+              </w:rPr>
+              <w:t xml:space="preserve">$5,500 a month, $66,000 + GST over twelve months</w:t>
+            </w:r>
+          </w:p>
+        </w:tc>
+      </w:tr>
+    </w:tbl>
+    <w:p>
+      <w:pPr>
+        <w:spacing w:line="360" w:after="120"/>
+      </w:pPr>
+      <w:r>
+        <w:rPr>
+          <w:color w:val="000000"/>
+          <w:sz w:val="22"/>
+          <w:szCs w:val="22"/>
+          <w:rFonts w:ascii="Poppins" w:cs="Poppins" w:eastAsia="Poppins" w:hAnsi="Poppins"/>
+        </w:rPr>
+        <w:t xml:space="preserve">Payment: monthly in advance. Minimum three months, then stop at any review with a month’s notice.</w:t>
+      </w:r>
+    </w:p>
+    <w:p>
+      <w:pPr>
+        <w:keepNext/>
+        <w:spacing w:before="200" w:after="80" w:line="300"/>
+      </w:pPr>
+      <w:r>
+        <w:rPr>
+          <w:b/>
+          <w:bCs/>
+          <w:color w:val="000000"/>
+          <w:sz w:val="22"/>
+          <w:szCs w:val="22"/>
+          <w:rFonts w:ascii="Poppins" w:cs="Poppins" w:eastAsia="Poppins" w:hAnsi="Poppins"/>
+        </w:rPr>
+        <w:t xml:space="preserve">What it has to earn</w:t>
+      </w:r>
+    </w:p>
+    <w:p>
+      <w:pPr>
+        <w:spacing w:line="360" w:after="120"/>
+      </w:pPr>
+      <w:r>
+        <w:rPr>
+          <w:color w:val="000000"/>
+          <w:sz w:val="22"/>
+          <w:szCs w:val="22"/>
+          <w:rFonts w:ascii="Poppins" w:cs="Poppins" w:eastAsia="Poppins" w:hAnsi="Poppins"/>
+        </w:rPr>
+        <w:t xml:space="preserve">Option A is $9,167 a month for three months with no commitment beyond it. Option B is $5,500 a month with the builds spread across the year. An active refill customer is worth about $2,400 a year at roughly $200 a month. Option B pays for itself at 28 additional active refillers held for a year. Your own six-month target adds about 145.</w:t>
+      </w:r>
+    </w:p>
+    <w:tbl>
+      <w:tblPr>
+        <w:tblW w:type="dxa" w:w="9026"/>
+        <w:tblBorders>
+          <w:top w:val="single" w:color="auto" w:sz="4"/>
+          <w:left w:val="single" w:color="auto" w:sz="4"/>
+          <w:bottom w:val="single" w:color="auto" w:sz="4"/>
+          <w:right w:val="single" w:color="auto" w:sz="4"/>
+          <w:insideH w:val="single" w:color="auto" w:sz="4"/>
+          <w:insideV w:val="single" w:color="auto" w:sz="4"/>
+        </w:tblBorders>
+      </w:tblPr>
+      <w:tblGrid>
+        <w:gridCol w:w="3000"/>
+        <w:gridCol w:w="6026"/>
+      </w:tblGrid>
+      <w:tr>
+        <w:trPr>
+          <w:tblHeader/>
+        </w:trPr>
+        <w:tc>
+          <w:tcPr>
+            <w:tcW w:type="dxa" w:w="3000"/>
+            <w:tcBorders>
+              <w:top w:val="single" w:color="D9D9D9" w:sz="4"/>
+              <w:left w:val="single" w:color="D9D9D9" w:sz="4"/>
+              <w:bottom w:val="single" w:color="D9D9D9" w:sz="4"/>
+              <w:right w:val="single" w:color="D9D9D9" w:sz="4"/>
+            </w:tcBorders>
+            <w:shd w:fill="F2F2F2" w:color="auto" w:val="clear"/>
+            <w:tcMar>
+              <w:top w:type="dxa" w:w="80"/>
+              <w:left w:type="dxa" w:w="100"/>
+              <w:bottom w:type="dxa" w:w="80"/>
+              <w:right w:type="dxa" w:w="100"/>
+            </w:tcMar>
+            <w:vAlign w:val="top"/>
+          </w:tcPr>
+          <w:p>
+            <w:pPr>
+              <w:spacing w:line="300" w:after="40"/>
+            </w:pPr>
+            <w:r>
+              <w:rPr>
+                <w:b/>
+                <w:bCs/>
+                <w:color w:val="000000"/>
+                <w:sz w:val="22"/>
+                <w:szCs w:val="22"/>
+                <w:rFonts w:ascii="Poppins" w:cs="Poppins" w:eastAsia="Poppins" w:hAnsi="Poppins"/>
+              </w:rPr>
+              <w:t xml:space="preserve">Not included</w:t>
+            </w:r>
+          </w:p>
+        </w:tc>
+        <w:tc>
+          <w:tcPr>
+            <w:tcW w:type="dxa" w:w="6026"/>
+            <w:tcBorders>
+              <w:top w:val="single" w:color="D9D9D9" w:sz="4"/>
+              <w:left w:val="single" w:color="D9D9D9" w:sz="4"/>
+              <w:bottom w:val="single" w:color="D9D9D9" w:sz="4"/>
+              <w:right w:val="single" w:color="D9D9D9" w:sz="4"/>
+            </w:tcBorders>
+            <w:shd w:fill="F2F2F2" w:color="auto" w:val="clear"/>
+            <w:tcMar>
+              <w:top w:type="dxa" w:w="80"/>
+              <w:left w:type="dxa" w:w="100"/>
+              <w:bottom w:type="dxa" w:w="80"/>
+              <w:right w:type="dxa" w:w="100"/>
+            </w:tcMar>
+            <w:vAlign w:val="top"/>
+          </w:tcPr>
+          <w:p>
+            <w:pPr>
+              <w:spacing w:line="300" w:after="40"/>
+            </w:pPr>
+            <w:r>
+              <w:rPr>
+                <w:color w:val="000000"/>
+                <w:sz w:val="22"/>
+                <w:szCs w:val="22"/>
+                <w:rFonts w:ascii="Poppins" w:cs="Poppins" w:eastAsia="Poppins" w:hAnsi="Poppins"/>
+              </w:rPr>
+            </w:r>
+          </w:p>
+        </w:tc>
+      </w:tr>
+      <w:tr>
+        <w:trPr>
+          <w:tblHeader w:val="false"/>
+        </w:trPr>
+        <w:tc>
+          <w:tcPr>
+            <w:tcW w:type="dxa" w:w="3000"/>
+            <w:tcBorders>
+              <w:top w:val="single" w:color="D9D9D9" w:sz="4"/>
+              <w:left w:val="single" w:color="D9D9D9" w:sz="4"/>
+              <w:bottom w:val="single" w:color="D9D9D9" w:sz="4"/>
+              <w:right w:val="single" w:color="D9D9D9" w:sz="4"/>
+            </w:tcBorders>
+            <w:tcMar>
+              <w:top w:type="dxa" w:w="80"/>
+              <w:left w:type="dxa" w:w="100"/>
+              <w:bottom w:type="dxa" w:w="80"/>
+              <w:right w:type="dxa" w:w="100"/>
+            </w:tcMar>
+            <w:vAlign w:val="top"/>
+          </w:tcPr>
+          <w:p>
+            <w:pPr>
+              <w:spacing w:line="300" w:after="40"/>
+            </w:pPr>
+            <w:r>
+              <w:rPr>
+                <w:b/>
+                <w:bCs/>
+                <w:color w:val="000000"/>
+                <w:sz w:val="22"/>
+                <w:szCs w:val="22"/>
+                <w:rFonts w:ascii="Poppins" w:cs="Poppins" w:eastAsia="Poppins" w:hAnsi="Poppins"/>
+              </w:rPr>
+              <w:t xml:space="preserve">Media spend</w:t>
+            </w:r>
+          </w:p>
+        </w:tc>
+        <w:tc>
+          <w:tcPr>
+            <w:tcW w:type="dxa" w:w="6026"/>
+            <w:tcBorders>
+              <w:top w:val="single" w:color="D9D9D9" w:sz="4"/>
+              <w:left w:val="single" w:color="D9D9D9" w:sz="4"/>
+              <w:bottom w:val="single" w:color="D9D9D9" w:sz="4"/>
+              <w:right w:val="single" w:color="D9D9D9" w:sz="4"/>
+            </w:tcBorders>
+            <w:tcMar>
+              <w:top w:type="dxa" w:w="80"/>
+              <w:left w:type="dxa" w:w="100"/>
+              <w:bottom w:type="dxa" w:w="80"/>
+              <w:right w:type="dxa" w:w="100"/>
+            </w:tcMar>
+            <w:vAlign w:val="top"/>
+          </w:tcPr>
+          <w:p>
+            <w:pPr>
+              <w:spacing w:line="300" w:after="40"/>
+            </w:pPr>
+            <w:r>
+              <w:rPr>
+                <w:color w:val="000000"/>
+                <w:sz w:val="22"/>
+                <w:szCs w:val="22"/>
+                <w:rFonts w:ascii="Poppins" w:cs="Poppins" w:eastAsia="Poppins" w:hAnsi="Poppins"/>
+              </w:rPr>
+              <w:t xml:space="preserve">Billed directly by Meta and Google. Management of spend above $5,000 a month at 10% of the excess.</w:t>
+            </w:r>
+          </w:p>
+        </w:tc>
+      </w:tr>
+      <w:tr>
+        <w:trPr>
+          <w:tblHeader w:val="false"/>
+        </w:trPr>
+        <w:tc>
+          <w:tcPr>
+            <w:tcW w:type="dxa" w:w="3000"/>
+            <w:tcBorders>
+              <w:top w:val="single" w:color="D9D9D9" w:sz="4"/>
+              <w:left w:val="single" w:color="D9D9D9" w:sz="4"/>
+              <w:bottom w:val="single" w:color="D9D9D9" w:sz="4"/>
+              <w:right w:val="single" w:color="D9D9D9" w:sz="4"/>
+            </w:tcBorders>
+            <w:tcMar>
+              <w:top w:type="dxa" w:w="80"/>
+              <w:left w:type="dxa" w:w="100"/>
+              <w:bottom w:type="dxa" w:w="80"/>
+              <w:right w:type="dxa" w:w="100"/>
+            </w:tcMar>
+            <w:vAlign w:val="top"/>
+          </w:tcPr>
+          <w:p>
+            <w:pPr>
+              <w:spacing w:line="300" w:after="40"/>
+            </w:pPr>
+            <w:r>
+              <w:rPr>
+                <w:b/>
+                <w:bCs/>
+                <w:color w:val="000000"/>
+                <w:sz w:val="22"/>
+                <w:szCs w:val="22"/>
+                <w:rFonts w:ascii="Poppins" w:cs="Poppins" w:eastAsia="Poppins" w:hAnsi="Poppins"/>
+              </w:rPr>
+              <w:t xml:space="preserve">Photography and video</w:t>
+            </w:r>
+          </w:p>
+        </w:tc>
+        <w:tc>
+          <w:tcPr>
+            <w:tcW w:type="dxa" w:w="6026"/>
+            <w:tcBorders>
+              <w:top w:val="single" w:color="D9D9D9" w:sz="4"/>
+              <w:left w:val="single" w:color="D9D9D9" w:sz="4"/>
+              <w:bottom w:val="single" w:color="D9D9D9" w:sz="4"/>
+              <w:right w:val="single" w:color="D9D9D9" w:sz="4"/>
+            </w:tcBorders>
+            <w:tcMar>
+              <w:top w:type="dxa" w:w="80"/>
+              <w:left w:type="dxa" w:w="100"/>
+              <w:bottom w:type="dxa" w:w="80"/>
+              <w:right w:type="dxa" w:w="100"/>
+            </w:tcMar>
+            <w:vAlign w:val="top"/>
+          </w:tcPr>
+          <w:p>
+            <w:pPr>
+              <w:spacing w:line="300" w:after="40"/>
+            </w:pPr>
+            <w:r>
+              <w:rPr>
+                <w:color w:val="000000"/>
+                <w:sz w:val="22"/>
+                <w:szCs w:val="22"/>
+                <w:rFonts w:ascii="Poppins" w:cs="Poppins" w:eastAsia="Poppins" w:hAnsi="Poppins"/>
+              </w:rPr>
+              <w:t xml:space="preserve">$1,250 a day, quoted per shoot.</w:t>
+            </w:r>
+          </w:p>
+        </w:tc>
+      </w:tr>
+      <w:tr>
+        <w:trPr>
+          <w:tblHeader w:val="false"/>
+        </w:trPr>
+        <w:tc>
+          <w:tcPr>
+            <w:tcW w:type="dxa" w:w="3000"/>
+            <w:tcBorders>
+              <w:top w:val="single" w:color="D9D9D9" w:sz="4"/>
+              <w:left w:val="single" w:color="D9D9D9" w:sz="4"/>
+              <w:bottom w:val="single" w:color="D9D9D9" w:sz="4"/>
+              <w:right w:val="single" w:color="D9D9D9" w:sz="4"/>
+            </w:tcBorders>
+            <w:tcMar>
+              <w:top w:type="dxa" w:w="80"/>
+              <w:left w:type="dxa" w:w="100"/>
+              <w:bottom w:type="dxa" w:w="80"/>
+              <w:right w:type="dxa" w:w="100"/>
+            </w:tcMar>
+            <w:vAlign w:val="top"/>
+          </w:tcPr>
+          <w:p>
+            <w:pPr>
+              <w:spacing w:line="300" w:after="40"/>
+            </w:pPr>
+            <w:r>
+              <w:rPr>
+                <w:b/>
+                <w:bCs/>
+                <w:color w:val="000000"/>
+                <w:sz w:val="22"/>
+                <w:szCs w:val="22"/>
+                <w:rFonts w:ascii="Poppins" w:cs="Poppins" w:eastAsia="Poppins" w:hAnsi="Poppins"/>
+              </w:rPr>
+              <w:t xml:space="preserve">The Urban Legends booking widget</w:t>
+            </w:r>
+          </w:p>
+        </w:tc>
+        <w:tc>
+          <w:tcPr>
+            <w:tcW w:type="dxa" w:w="6026"/>
+            <w:tcBorders>
+              <w:top w:val="single" w:color="D9D9D9" w:sz="4"/>
+              <w:left w:val="single" w:color="D9D9D9" w:sz="4"/>
+              <w:bottom w:val="single" w:color="D9D9D9" w:sz="4"/>
+              <w:right w:val="single" w:color="D9D9D9" w:sz="4"/>
+            </w:tcBorders>
+            <w:tcMar>
+              <w:top w:type="dxa" w:w="80"/>
+              <w:left w:type="dxa" w:w="100"/>
+              <w:bottom w:type="dxa" w:w="80"/>
+              <w:right w:type="dxa" w:w="100"/>
+            </w:tcMar>
+            <w:vAlign w:val="top"/>
+          </w:tcPr>
+          <w:p>
+            <w:pPr>
+              <w:spacing w:line="300" w:after="40"/>
+            </w:pPr>
+            <w:r>
+              <w:rPr>
+                <w:color w:val="000000"/>
+                <w:sz w:val="22"/>
+                <w:szCs w:val="22"/>
+                <w:rFonts w:ascii="Poppins" w:cs="Poppins" w:eastAsia="Poppins" w:hAnsi="Poppins"/>
+              </w:rPr>
+              <w:t xml:space="preserve">Scoped separately once the operator agrees to carry it.</w:t>
+            </w:r>
+          </w:p>
+        </w:tc>
+      </w:tr>
+      <w:tr>
+        <w:trPr>
+          <w:tblHeader w:val="false"/>
+        </w:trPr>
+        <w:tc>
+          <w:tcPr>
+            <w:tcW w:type="dxa" w:w="3000"/>
+            <w:tcBorders>
+              <w:top w:val="single" w:color="D9D9D9" w:sz="4"/>
+              <w:left w:val="single" w:color="D9D9D9" w:sz="4"/>
+              <w:bottom w:val="single" w:color="D9D9D9" w:sz="4"/>
+              <w:right w:val="single" w:color="D9D9D9" w:sz="4"/>
+            </w:tcBorders>
+            <w:tcMar>
+              <w:top w:type="dxa" w:w="80"/>
+              <w:left w:type="dxa" w:w="100"/>
+              <w:bottom w:type="dxa" w:w="80"/>
+              <w:right w:type="dxa" w:w="100"/>
+            </w:tcMar>
+            <w:vAlign w:val="top"/>
+          </w:tcPr>
+          <w:p>
+            <w:pPr>
+              <w:spacing w:line="300" w:after="40"/>
+            </w:pPr>
+            <w:r>
+              <w:rPr>
+                <w:b/>
+                <w:bCs/>
+                <w:color w:val="000000"/>
+                <w:sz w:val="22"/>
+                <w:szCs w:val="22"/>
+                <w:rFonts w:ascii="Poppins" w:cs="Poppins" w:eastAsia="Poppins" w:hAnsi="Poppins"/>
+              </w:rPr>
+              <w:t xml:space="preserve">Third-party software and print</w:t>
+            </w:r>
+          </w:p>
+        </w:tc>
+        <w:tc>
+          <w:tcPr>
+            <w:tcW w:type="dxa" w:w="6026"/>
+            <w:tcBorders>
+              <w:top w:val="single" w:color="D9D9D9" w:sz="4"/>
+              <w:left w:val="single" w:color="D9D9D9" w:sz="4"/>
+              <w:bottom w:val="single" w:color="D9D9D9" w:sz="4"/>
+              <w:right w:val="single" w:color="D9D9D9" w:sz="4"/>
+            </w:tcBorders>
+            <w:tcMar>
+              <w:top w:type="dxa" w:w="80"/>
+              <w:left w:type="dxa" w:w="100"/>
+              <w:bottom w:type="dxa" w:w="80"/>
+              <w:right w:type="dxa" w:w="100"/>
+            </w:tcMar>
+            <w:vAlign w:val="top"/>
+          </w:tcPr>
+          <w:p>
+            <w:pPr>
+              <w:spacing w:line="300" w:after="40"/>
+            </w:pPr>
+            <w:r>
+              <w:rPr>
+                <w:color w:val="000000"/>
+                <w:sz w:val="22"/>
+                <w:szCs w:val="22"/>
+                <w:rFonts w:ascii="Poppins" w:cs="Poppins" w:eastAsia="Poppins" w:hAnsi="Poppins"/>
+              </w:rPr>
+              <w:t xml:space="preserve">GoTab, Fishbowl, any booking tool licence, and print runs.</w:t>
+            </w:r>
+          </w:p>
+        </w:tc>
+      </w:tr>
+    </w:tbl>
+    <w:p>
+      <w:pPr>
+        <w:spacing w:line="360" w:after="120"/>
+      </w:pPr>
+      <w:r>
+        <w:rPr>
           <w:i/>
           <w:iCs/>
           <w:color w:val="000000"/>
@@ -6800,7 +7804,7 @@
           <w:szCs w:val="22"/>
           <w:rFonts w:ascii="Poppins" w:cs="Poppins" w:eastAsia="Poppins" w:hAnsi="Poppins"/>
         </w:rPr>
-        <w:t xml:space="preserve">– Fees and payment terms are being confirmed and will be set before this proposal is issued. No figure in this document is an estimate of them.</w:t>
+        <w:t xml:space="preserve">– These figures are proposed on the rates Jewell Projects charges today and on what this business can carry while it is not yet cashflow positive. They are not the value of the work at rack; that is closer to double.</w:t>
       </w:r>
     </w:p>
     <w:p>

--- a/00 Admin/04 Commercial + SOW/JP_TapThat_Proposal_v02.docx
+++ b/00 Admin/04 Commercial + SOW/JP_TapThat_Proposal_v02.docx
@@ -4695,7 +4695,7 @@
                 <w:szCs w:val="22"/>
                 <w:rFonts w:ascii="Poppins" w:cs="Poppins" w:eastAsia="Poppins" w:hAnsi="Poppins"/>
               </w:rPr>
-              <w:t xml:space="preserve">Your 30-day item. A weekly 30 minutes with Harry, a monthly hour with the founders against the four numbers, and a review at each rung of your ladder.</w:t>
+              <w:t xml:space="preserve">Your 30-day item. A weekly 30 minutes with Harry and Justin, a monthly hour with both founders against the four numbers, and a review at each rung of your ladder.</w:t>
             </w:r>
           </w:p>
         </w:tc>
@@ -5616,7 +5616,7 @@
           <w:szCs w:val="22"/>
           <w:rFonts w:ascii="Poppins" w:cs="Poppins" w:eastAsia="Poppins" w:hAnsi="Poppins"/>
         </w:rPr>
-        <w:t xml:space="preserve">Weekly with Harry. </w:t>
+        <w:t xml:space="preserve">Christy runs it. </w:t>
       </w:r>
       <w:r>
         <w:rPr>
@@ -5625,7 +5625,7 @@
           <w:szCs w:val="22"/>
           <w:rFonts w:ascii="Poppins" w:cs="Poppins" w:eastAsia="Poppins" w:hAnsi="Poppins"/>
         </w:rPr>
-        <w:t xml:space="preserve">Thirty minutes: progress, blockers, what we need. Harry is the operator; everything we build is runnable by that seat.</w:t>
+        <w:t xml:space="preserve">Christy Kilmartin leads the engagement for Jewell Projects: strategy, direction, and the call on what gets built next. Your first call on anything.</w:t>
       </w:r>
     </w:p>
     <w:p>
@@ -5646,7 +5646,7 @@
           <w:szCs w:val="22"/>
           <w:rFonts w:ascii="Poppins" w:cs="Poppins" w:eastAsia="Poppins" w:hAnsi="Poppins"/>
         </w:rPr>
-        <w:t xml:space="preserve">Monthly with the founders. </w:t>
+        <w:t xml:space="preserve">Harry executes. </w:t>
       </w:r>
       <w:r>
         <w:rPr>
@@ -5655,7 +5655,7 @@
           <w:szCs w:val="22"/>
           <w:rFonts w:ascii="Poppins" w:cs="Poppins" w:eastAsia="Poppins" w:hAnsi="Poppins"/>
         </w:rPr>
-        <w:t xml:space="preserve">One hour against the four numbers. Decisions taken in the room and recorded.</w:t>
+        <w:t xml:space="preserve">Harry is the operator inside Tap That. Everything we design is built to be run from that seat, and the day-to-day sits with him.</w:t>
       </w:r>
     </w:p>
     <w:p>
@@ -5676,7 +5676,7 @@
           <w:szCs w:val="22"/>
           <w:rFonts w:ascii="Poppins" w:cs="Poppins" w:eastAsia="Poppins" w:hAnsi="Poppins"/>
         </w:rPr>
-        <w:t xml:space="preserve">Reviews on your ladder. </w:t>
+        <w:t xml:space="preserve">Weekly with Harry and Justin. </w:t>
       </w:r>
       <w:r>
         <w:rPr>
@@ -5685,7 +5685,7 @@
           <w:szCs w:val="22"/>
           <w:rFonts w:ascii="Poppins" w:cs="Poppins" w:eastAsia="Poppins" w:hAnsi="Poppins"/>
         </w:rPr>
-        <w:t xml:space="preserve">Mid-October, mid-December, March, September. A written review at each, and a stop-or-continue conversation at each.</w:t>
+        <w:t xml:space="preserve">Thirty minutes: progress, blockers, what we need next. Both of you in the room, so direction and execution do not drift apart between meetings.</w:t>
       </w:r>
     </w:p>
     <w:p>
@@ -5706,7 +5706,7 @@
           <w:szCs w:val="22"/>
           <w:rFonts w:ascii="Poppins" w:cs="Poppins" w:eastAsia="Poppins" w:hAnsi="Poppins"/>
         </w:rPr>
-        <w:t xml:space="preserve">One source of truth. </w:t>
+        <w:t xml:space="preserve">Monthly against the numbers. </w:t>
       </w:r>
       <w:r>
         <w:rPr>
@@ -5715,7 +5715,7 @@
           <w:szCs w:val="22"/>
           <w:rFonts w:ascii="Poppins" w:cs="Poppins" w:eastAsia="Poppins" w:hAnsi="Poppins"/>
         </w:rPr>
-        <w:t xml:space="preserve">Everything lives in the shared engagement folder and on the plan on a page. Nothing important travels only by text.</w:t>
+        <w:t xml:space="preserve">One hour with both founders on the four numbers. Decisions taken in the room and recorded.</w:t>
       </w:r>
     </w:p>
     <w:p>
@@ -5736,7 +5736,7 @@
           <w:szCs w:val="22"/>
           <w:rFonts w:ascii="Poppins" w:cs="Poppins" w:eastAsia="Poppins" w:hAnsi="Poppins"/>
         </w:rPr>
-        <w:t xml:space="preserve">Sign-off. </w:t>
+        <w:t xml:space="preserve">Reviews on your ladder. </w:t>
       </w:r>
       <w:r>
         <w:rPr>
@@ -5745,7 +5745,7 @@
           <w:szCs w:val="22"/>
           <w:rFonts w:ascii="Poppins" w:cs="Poppins" w:eastAsia="Poppins" w:hAnsi="Poppins"/>
         </w:rPr>
-        <w:t xml:space="preserve">One named person on your side, our suggestion is Justin with Chris consulted on brand and product, approves messaging, offers and anything that goes to market.</w:t>
+        <w:t xml:space="preserve">Mid-October, mid-December, March, September. A written review at each, and a stop-or-continue conversation at each.</w:t>
       </w:r>
     </w:p>
     <w:p>
@@ -5766,7 +5766,7 @@
           <w:szCs w:val="22"/>
           <w:rFonts w:ascii="Poppins" w:cs="Poppins" w:eastAsia="Poppins" w:hAnsi="Poppins"/>
         </w:rPr>
-        <w:t xml:space="preserve">Coverage. </w:t>
+        <w:t xml:space="preserve">One source of truth. </w:t>
       </w:r>
       <w:r>
         <w:rPr>
@@ -5775,7 +5775,37 @@
           <w:szCs w:val="22"/>
           <w:rFonts w:ascii="Poppins" w:cs="Poppins" w:eastAsia="Poppins" w:hAnsi="Poppins"/>
         </w:rPr>
-        <w:t xml:space="preserve">Clent is overseas from the end of September. The weekly rhythm continues online and Christy carries strategy in the room.</w:t>
+        <w:t xml:space="preserve">Everything lives in the shared engagement folder and on the plan on a page. Nothing important travels only by text.</w:t>
+      </w:r>
+    </w:p>
+    <w:p>
+      <w:pPr>
+        <w:pStyle w:val="ListParagraph"/>
+        <w:numPr>
+          <w:ilvl w:val="0"/>
+          <w:numId w:val="3"/>
+        </w:numPr>
+        <w:spacing w:line="360" w:after="80"/>
+      </w:pPr>
+      <w:r>
+        <w:rPr>
+          <w:b/>
+          <w:bCs/>
+          <w:color w:val="000000"/>
+          <w:sz w:val="22"/>
+          <w:szCs w:val="22"/>
+          <w:rFonts w:ascii="Poppins" w:cs="Poppins" w:eastAsia="Poppins" w:hAnsi="Poppins"/>
+        </w:rPr>
+        <w:t xml:space="preserve">Sign-off. </w:t>
+      </w:r>
+      <w:r>
+        <w:rPr>
+          <w:color w:val="000000"/>
+          <w:sz w:val="22"/>
+          <w:szCs w:val="22"/>
+          <w:rFonts w:ascii="Poppins" w:cs="Poppins" w:eastAsia="Poppins" w:hAnsi="Poppins"/>
+        </w:rPr>
+        <w:t xml:space="preserve">One named person on your side, our suggestion is Justin with Chris consulted on brand and product, approves messaging, offers and anything that goes to market.</w:t>
       </w:r>
     </w:p>
     <w:p>

--- a/00 Admin/04 Commercial + SOW/JP_TapThat_Proposal_v02.docx
+++ b/00 Admin/04 Commercial + SOW/JP_TapThat_Proposal_v02.docx
@@ -7061,7 +7061,16 @@
                 <w:szCs w:val="22"/>
                 <w:rFonts w:ascii="Poppins" w:cs="Poppins" w:eastAsia="Poppins" w:hAnsi="Poppins"/>
               </w:rPr>
-              <w:t xml:space="preserve">$27,500 + GST</w:t>
+              <w:t xml:space="preserve">$12,500 + GST</w:t>
+            </w:r>
+            <w:r>
+              <w:rPr>
+                <w:color w:val="000000"/>
+                <w:sz w:val="22"/>
+                <w:szCs w:val="22"/>
+                <w:rFonts w:ascii="Poppins" w:cs="Poppins" w:eastAsia="Poppins" w:hAnsi="Poppins"/>
+              </w:rPr>
+              <w:t xml:space="preserve">  ·  normally $27,500</w:t>
             </w:r>
           </w:p>
         </w:tc>
@@ -7078,7 +7087,7 @@
           <w:szCs w:val="22"/>
           <w:rFonts w:ascii="Poppins" w:cs="Poppins" w:eastAsia="Poppins" w:hAnsi="Poppins"/>
         </w:rPr>
-        <w:t xml:space="preserve">Payment: 50% on acceptance, 50% at the mid-December review. Stop or continue at that review.</w:t>
+        <w:t xml:space="preserve">Payment: 50% on acceptance, 50% at the mid-December review. Stop or continue at that review. The line fees above are the standard rate and sum to $27,500; the discount is applied to the total.</w:t>
       </w:r>
     </w:p>
     <w:p>
@@ -7397,7 +7406,16 @@
                 <w:szCs w:val="22"/>
                 <w:rFonts w:ascii="Poppins" w:cs="Poppins" w:eastAsia="Poppins" w:hAnsi="Poppins"/>
               </w:rPr>
-              <w:t xml:space="preserve">$5,500 a month, $66,000 + GST over twelve months</w:t>
+              <w:t xml:space="preserve">$2,500 a month + GST</w:t>
+            </w:r>
+            <w:r>
+              <w:rPr>
+                <w:color w:val="000000"/>
+                <w:sz w:val="22"/>
+                <w:szCs w:val="22"/>
+                <w:rFonts w:ascii="Poppins" w:cs="Poppins" w:eastAsia="Poppins" w:hAnsi="Poppins"/>
+              </w:rPr>
+              <w:t xml:space="preserve">  ·  normally $5,500  ·  $30,000 over twelve months</w:t>
             </w:r>
           </w:p>
         </w:tc>
@@ -7445,7 +7463,27 @@
           <w:szCs w:val="22"/>
           <w:rFonts w:ascii="Poppins" w:cs="Poppins" w:eastAsia="Poppins" w:hAnsi="Poppins"/>
         </w:rPr>
-        <w:t xml:space="preserve">Option A is $9,167 a month for three months with no commitment beyond it. Option B is $5,500 a month with the builds spread across the year. An active refill customer is worth about $2,400 a year at roughly $200 a month. Option B pays for itself at 28 additional active refillers held for a year. Your own six-month target adds about 145.</w:t>
+        <w:t xml:space="preserve">Option A is $4,167 a month for three months with no commitment beyond it. Option B is $2,500 a month with the builds spread across the year. An active refill customer is worth about $2,400 a year at roughly $200 a month. </w:t>
+      </w:r>
+      <w:r>
+        <w:rPr>
+          <w:b/>
+          <w:bCs/>
+          <w:color w:val="000000"/>
+          <w:sz w:val="22"/>
+          <w:szCs w:val="22"/>
+          <w:rFonts w:ascii="Poppins" w:cs="Poppins" w:eastAsia="Poppins" w:hAnsi="Poppins"/>
+        </w:rPr>
+        <w:t xml:space="preserve">Option B pays for itself at thirteen additional active refillers held for a year.</w:t>
+      </w:r>
+      <w:r>
+        <w:rPr>
+          <w:color w:val="000000"/>
+          <w:sz w:val="22"/>
+          <w:szCs w:val="22"/>
+          <w:rFonts w:ascii="Poppins" w:cs="Poppins" w:eastAsia="Poppins" w:hAnsi="Poppins"/>
+        </w:rPr>
+        <w:t xml:space="preserve"> Your own six-month target adds about 145.</w:t>
       </w:r>
     </w:p>
     <w:tbl>
@@ -7834,7 +7872,7 @@
           <w:szCs w:val="22"/>
           <w:rFonts w:ascii="Poppins" w:cs="Poppins" w:eastAsia="Poppins" w:hAnsi="Poppins"/>
         </w:rPr>
-        <w:t xml:space="preserve">– These figures are proposed on the rates Jewell Projects charges today and on what this business can carry while it is not yet cashflow positive. They are not the value of the work at rack; that is closer to double.</w:t>
+        <w:t xml:space="preserve">– The struck-through figures are the standard rate, built on what Jewell Projects charges today: Client Director $1,500 a day, Client Manager $1,250 a day. The discounted rate is what we are putting on the table for this engagement, and it holds for its term.</w:t>
       </w:r>
     </w:p>
     <w:p>

--- a/00 Admin/04 Commercial + SOW/JP_TapThat_Proposal_v02.docx
+++ b/00 Admin/04 Commercial + SOW/JP_TapThat_Proposal_v02.docx
@@ -1782,6 +1782,106 @@
                 <w:szCs w:val="22"/>
                 <w:rFonts w:ascii="Poppins" w:cs="Poppins" w:eastAsia="Poppins" w:hAnsi="Poppins"/>
               </w:rPr>
+              <w:t xml:space="preserve">Outdoor kitchen and appliance specification</w:t>
+            </w:r>
+          </w:p>
+        </w:tc>
+        <w:tc>
+          <w:tcPr>
+            <w:tcW w:type="dxa" w:w="4626"/>
+            <w:tcBorders>
+              <w:top w:val="single" w:color="D9D9D9" w:sz="4"/>
+              <w:left w:val="single" w:color="D9D9D9" w:sz="4"/>
+              <w:bottom w:val="single" w:color="D9D9D9" w:sz="4"/>
+              <w:right w:val="single" w:color="D9D9D9" w:sz="4"/>
+            </w:tcBorders>
+            <w:tcMar>
+              <w:top w:type="dxa" w:w="80"/>
+              <w:left w:type="dxa" w:w="100"/>
+              <w:bottom w:type="dxa" w:w="80"/>
+              <w:right w:type="dxa" w:w="100"/>
+            </w:tcMar>
+            <w:vAlign w:val="top"/>
+          </w:tcPr>
+          <w:p>
+            <w:pPr>
+              <w:spacing w:line="300" w:after="40"/>
+            </w:pPr>
+            <w:r>
+              <w:rPr>
+                <w:color w:val="000000"/>
+                <w:sz w:val="22"/>
+                <w:szCs w:val="22"/>
+                <w:rFonts w:ascii="Poppins" w:cs="Poppins" w:eastAsia="Poppins" w:hAnsi="Poppins"/>
+              </w:rPr>
+              <w:t xml:space="preserve">Get a compact keg-and-tap unit specified as a standard inclusion in outdoor kitchens, the way the bar fridge already is. Renders and visuals first, tested on social for demand before anything is manufactured. It opens the outdoor living aisle, where keg systems do not currently appear at all.</w:t>
+            </w:r>
+          </w:p>
+        </w:tc>
+        <w:tc>
+          <w:tcPr>
+            <w:tcW w:type="dxa" w:w="1700"/>
+            <w:tcBorders>
+              <w:top w:val="single" w:color="D9D9D9" w:sz="4"/>
+              <w:left w:val="single" w:color="D9D9D9" w:sz="4"/>
+              <w:bottom w:val="single" w:color="D9D9D9" w:sz="4"/>
+              <w:right w:val="single" w:color="D9D9D9" w:sz="4"/>
+            </w:tcBorders>
+            <w:tcMar>
+              <w:top w:type="dxa" w:w="80"/>
+              <w:left w:type="dxa" w:w="100"/>
+              <w:bottom w:type="dxa" w:w="80"/>
+              <w:right w:type="dxa" w:w="100"/>
+            </w:tcMar>
+            <w:vAlign w:val="top"/>
+          </w:tcPr>
+          <w:p>
+            <w:pPr>
+              <w:spacing w:line="300" w:after="40"/>
+            </w:pPr>
+            <w:r>
+              <w:rPr>
+                <w:color w:val="000000"/>
+                <w:sz w:val="22"/>
+                <w:szCs w:val="22"/>
+                <w:rFonts w:ascii="Poppins" w:cs="Poppins" w:eastAsia="Poppins" w:hAnsi="Poppins"/>
+              </w:rPr>
+              <w:t xml:space="preserve">6 months</w:t>
+            </w:r>
+          </w:p>
+        </w:tc>
+      </w:tr>
+      <w:tr>
+        <w:tc>
+          <w:tcPr>
+            <w:tcW w:type="dxa" w:w="2700"/>
+            <w:tcBorders>
+              <w:top w:val="single" w:color="D9D9D9" w:sz="4"/>
+              <w:left w:val="single" w:color="D9D9D9" w:sz="4"/>
+              <w:bottom w:val="single" w:color="D9D9D9" w:sz="4"/>
+              <w:right w:val="single" w:color="D9D9D9" w:sz="4"/>
+            </w:tcBorders>
+            <w:tcMar>
+              <w:top w:type="dxa" w:w="80"/>
+              <w:left w:type="dxa" w:w="100"/>
+              <w:bottom w:type="dxa" w:w="80"/>
+              <w:right w:type="dxa" w:w="100"/>
+            </w:tcMar>
+            <w:vAlign w:val="top"/>
+          </w:tcPr>
+          <w:p>
+            <w:pPr>
+              <w:spacing w:line="300" w:after="40"/>
+            </w:pPr>
+            <w:r>
+              <w:rPr>
+                <w:b/>
+                <w:bCs/>
+                <w:color w:val="000000"/>
+                <w:sz w:val="22"/>
+                <w:szCs w:val="22"/>
+                <w:rFonts w:ascii="Poppins" w:cs="Poppins" w:eastAsia="Poppins" w:hAnsi="Poppins"/>
+              </w:rPr>
               <w:t xml:space="preserve">Kegland, corny keg and Benchy</w:t>
             </w:r>
           </w:p>
@@ -2373,7 +2473,7 @@
                 <w:szCs w:val="22"/>
                 <w:rFonts w:ascii="Poppins" w:cs="Poppins" w:eastAsia="Poppins" w:hAnsi="Poppins"/>
               </w:rPr>
-              <w:t xml:space="preserve">The list, the offer, the outreach and the follow-up, run from the CRM. Starts with the contacts already named: Mark’s two wedding venues, the Zip water network, Never Quit, and the tour operators.</w:t>
+              <w:t xml:space="preserve">The list, the offer, the outreach and the follow-up, run from the CRM. Starts with the contacts already named: Mark’s two wedding venues, the Zip water network, Value H2O and its east coast service base, Never Quit, and the tour operators.</w:t>
             </w:r>
           </w:p>
         </w:tc>
@@ -2406,6 +2506,206 @@
                 <w:rFonts w:ascii="Poppins" w:cs="Poppins" w:eastAsia="Poppins" w:hAnsi="Poppins"/>
               </w:rPr>
               <w:t xml:space="preserve">3 months, ongoing</w:t>
+            </w:r>
+          </w:p>
+        </w:tc>
+      </w:tr>
+      <w:tr>
+        <w:tc>
+          <w:tcPr>
+            <w:tcW w:type="dxa" w:w="2700"/>
+            <w:tcBorders>
+              <w:top w:val="single" w:color="D9D9D9" w:sz="4"/>
+              <w:left w:val="single" w:color="D9D9D9" w:sz="4"/>
+              <w:bottom w:val="single" w:color="D9D9D9" w:sz="4"/>
+              <w:right w:val="single" w:color="D9D9D9" w:sz="4"/>
+            </w:tcBorders>
+            <w:tcMar>
+              <w:top w:type="dxa" w:w="80"/>
+              <w:left w:type="dxa" w:w="100"/>
+              <w:bottom w:type="dxa" w:w="80"/>
+              <w:right w:type="dxa" w:w="100"/>
+            </w:tcMar>
+            <w:vAlign w:val="top"/>
+          </w:tcPr>
+          <w:p>
+            <w:pPr>
+              <w:spacing w:line="300" w:after="40"/>
+            </w:pPr>
+            <w:r>
+              <w:rPr>
+                <w:b/>
+                <w:bCs/>
+                <w:color w:val="000000"/>
+                <w:sz w:val="22"/>
+                <w:szCs w:val="22"/>
+                <w:rFonts w:ascii="Poppins" w:cs="Poppins" w:eastAsia="Poppins" w:hAnsi="Poppins"/>
+              </w:rPr>
+              <w:t xml:space="preserve">Trades as a referral force</w:t>
+            </w:r>
+          </w:p>
+        </w:tc>
+        <w:tc>
+          <w:tcPr>
+            <w:tcW w:type="dxa" w:w="4626"/>
+            <w:tcBorders>
+              <w:top w:val="single" w:color="D9D9D9" w:sz="4"/>
+              <w:left w:val="single" w:color="D9D9D9" w:sz="4"/>
+              <w:bottom w:val="single" w:color="D9D9D9" w:sz="4"/>
+              <w:right w:val="single" w:color="D9D9D9" w:sz="4"/>
+            </w:tcBorders>
+            <w:tcMar>
+              <w:top w:type="dxa" w:w="80"/>
+              <w:left w:type="dxa" w:w="100"/>
+              <w:bottom w:type="dxa" w:w="80"/>
+              <w:right w:type="dxa" w:w="100"/>
+            </w:tcMar>
+            <w:vAlign w:val="top"/>
+          </w:tcPr>
+          <w:p>
+            <w:pPr>
+              <w:spacing w:line="300" w:after="40"/>
+            </w:pPr>
+            <w:r>
+              <w:rPr>
+                <w:color w:val="000000"/>
+                <w:sz w:val="22"/>
+                <w:szCs w:val="22"/>
+                <w:rFonts w:ascii="Poppins" w:cs="Poppins" w:eastAsia="Poppins" w:hAnsi="Poppins"/>
+              </w:rPr>
+              <w:t xml:space="preserve">Plumbers, kitchen installers and outdoor living fitters are in the room when the decision gets made. A card or QR code each, a kickback or beer for every referral that converts, and the tracking that lets you pay it.</w:t>
+            </w:r>
+          </w:p>
+        </w:tc>
+        <w:tc>
+          <w:tcPr>
+            <w:tcW w:type="dxa" w:w="1700"/>
+            <w:tcBorders>
+              <w:top w:val="single" w:color="D9D9D9" w:sz="4"/>
+              <w:left w:val="single" w:color="D9D9D9" w:sz="4"/>
+              <w:bottom w:val="single" w:color="D9D9D9" w:sz="4"/>
+              <w:right w:val="single" w:color="D9D9D9" w:sz="4"/>
+            </w:tcBorders>
+            <w:tcMar>
+              <w:top w:type="dxa" w:w="80"/>
+              <w:left w:type="dxa" w:w="100"/>
+              <w:bottom w:type="dxa" w:w="80"/>
+              <w:right w:type="dxa" w:w="100"/>
+            </w:tcMar>
+            <w:vAlign w:val="top"/>
+          </w:tcPr>
+          <w:p>
+            <w:pPr>
+              <w:spacing w:line="300" w:after="40"/>
+            </w:pPr>
+            <w:r>
+              <w:rPr>
+                <w:color w:val="000000"/>
+                <w:sz w:val="22"/>
+                <w:szCs w:val="22"/>
+                <w:rFonts w:ascii="Poppins" w:cs="Poppins" w:eastAsia="Poppins" w:hAnsi="Poppins"/>
+              </w:rPr>
+              <w:t xml:space="preserve">3 months</w:t>
+            </w:r>
+          </w:p>
+        </w:tc>
+      </w:tr>
+      <w:tr>
+        <w:tc>
+          <w:tcPr>
+            <w:tcW w:type="dxa" w:w="2700"/>
+            <w:tcBorders>
+              <w:top w:val="single" w:color="D9D9D9" w:sz="4"/>
+              <w:left w:val="single" w:color="D9D9D9" w:sz="4"/>
+              <w:bottom w:val="single" w:color="D9D9D9" w:sz="4"/>
+              <w:right w:val="single" w:color="D9D9D9" w:sz="4"/>
+            </w:tcBorders>
+            <w:tcMar>
+              <w:top w:type="dxa" w:w="80"/>
+              <w:left w:type="dxa" w:w="100"/>
+              <w:bottom w:type="dxa" w:w="80"/>
+              <w:right w:type="dxa" w:w="100"/>
+            </w:tcMar>
+            <w:vAlign w:val="top"/>
+          </w:tcPr>
+          <w:p>
+            <w:pPr>
+              <w:spacing w:line="300" w:after="40"/>
+            </w:pPr>
+            <w:r>
+              <w:rPr>
+                <w:b/>
+                <w:bCs/>
+                <w:color w:val="000000"/>
+                <w:sz w:val="22"/>
+                <w:szCs w:val="22"/>
+                <w:rFonts w:ascii="Poppins" w:cs="Poppins" w:eastAsia="Poppins" w:hAnsi="Poppins"/>
+              </w:rPr>
+              <w:t xml:space="preserve">Host a tasting</w:t>
+            </w:r>
+          </w:p>
+        </w:tc>
+        <w:tc>
+          <w:tcPr>
+            <w:tcW w:type="dxa" w:w="4626"/>
+            <w:tcBorders>
+              <w:top w:val="single" w:color="D9D9D9" w:sz="4"/>
+              <w:left w:val="single" w:color="D9D9D9" w:sz="4"/>
+              <w:bottom w:val="single" w:color="D9D9D9" w:sz="4"/>
+              <w:right w:val="single" w:color="D9D9D9" w:sz="4"/>
+            </w:tcBorders>
+            <w:tcMar>
+              <w:top w:type="dxa" w:w="80"/>
+              <w:left w:type="dxa" w:w="100"/>
+              <w:bottom w:type="dxa" w:w="80"/>
+              <w:right w:type="dxa" w:w="100"/>
+            </w:tcMar>
+            <w:vAlign w:val="top"/>
+          </w:tcPr>
+          <w:p>
+            <w:pPr>
+              <w:spacing w:line="300" w:after="40"/>
+            </w:pPr>
+            <w:r>
+              <w:rPr>
+                <w:color w:val="000000"/>
+                <w:sz w:val="22"/>
+                <w:szCs w:val="22"/>
+                <w:rFonts w:ascii="Poppins" w:cs="Poppins" w:eastAsia="Poppins" w:hAnsi="Poppins"/>
+              </w:rPr>
+              <w:t xml:space="preserve">Turn owners into the sales force. They pour for about twenty friends at home, we supply the kit, the invitation and the mechanics, and they earn on anything sold. The referral runs at their table rather than in your inbox.</w:t>
+            </w:r>
+          </w:p>
+        </w:tc>
+        <w:tc>
+          <w:tcPr>
+            <w:tcW w:type="dxa" w:w="1700"/>
+            <w:tcBorders>
+              <w:top w:val="single" w:color="D9D9D9" w:sz="4"/>
+              <w:left w:val="single" w:color="D9D9D9" w:sz="4"/>
+              <w:bottom w:val="single" w:color="D9D9D9" w:sz="4"/>
+              <w:right w:val="single" w:color="D9D9D9" w:sz="4"/>
+            </w:tcBorders>
+            <w:tcMar>
+              <w:top w:type="dxa" w:w="80"/>
+              <w:left w:type="dxa" w:w="100"/>
+              <w:bottom w:type="dxa" w:w="80"/>
+              <w:right w:type="dxa" w:w="100"/>
+            </w:tcMar>
+            <w:vAlign w:val="top"/>
+          </w:tcPr>
+          <w:p>
+            <w:pPr>
+              <w:spacing w:line="300" w:after="40"/>
+            </w:pPr>
+            <w:r>
+              <w:rPr>
+                <w:color w:val="000000"/>
+                <w:sz w:val="22"/>
+                <w:szCs w:val="22"/>
+                <w:rFonts w:ascii="Poppins" w:cs="Poppins" w:eastAsia="Poppins" w:hAnsi="Poppins"/>
+              </w:rPr>
+              <w:t xml:space="preserve">6 months</w:t>
             </w:r>
           </w:p>
         </w:tc>
@@ -3757,7 +4057,7 @@
           <w:szCs w:val="22"/>
           <w:rFonts w:ascii="Poppins" w:cs="Poppins" w:eastAsia="Poppins" w:hAnsi="Poppins"/>
         </w:rPr>
-        <w:t xml:space="preserve">The brand is not being rebuilt. It is being sharpened around one enemy, overpriced pubs, and one line, yours: every household in Australia deserves beer on tap.</w:t>
+        <w:t xml:space="preserve">The brand is not being rebuilt. It is being sharpened around one enemy, overpriced pubs, and one line, yours: every household in Australia deserves beer on tap. The one addition we recommend is where the category sits, because it changes who will partner with you and what the hardware has to look like.</w:t>
       </w:r>
     </w:p>
     <w:tbl>
@@ -4018,7 +4318,7 @@
                 <w:szCs w:val="22"/>
                 <w:rFonts w:ascii="Poppins" w:cs="Poppins" w:eastAsia="Poppins" w:hAnsi="Poppins"/>
               </w:rPr>
-              <w:t xml:space="preserve">Customer journey mapped</w:t>
+              <w:t xml:space="preserve">Where the category sits</w:t>
             </w:r>
           </w:p>
         </w:tc>
@@ -4050,7 +4350,7 @@
                 <w:szCs w:val="22"/>
                 <w:rFonts w:ascii="Poppins" w:cs="Poppins" w:eastAsia="Poppins" w:hAnsi="Poppins"/>
               </w:rPr>
-              <w:t xml:space="preserve">Your 30-day item. From first contact to first refill to reorder, with the CRM trigger at each step.</w:t>
+              <w:t xml:space="preserve">Our recommendation, for your call. Elevate from beer to home entertainment. Every household deserves beer on tap is the business ambition; the idea underneath it is that Tap That takes an ordinary catch-up and makes it the one people remember. The comparison set becomes coffee machines and outdoor kitchens, upgrades people choose to display, rather than kegerators in the appliance aisle.</w:t>
             </w:r>
           </w:p>
         </w:tc>
@@ -4118,7 +4418,7 @@
                 <w:szCs w:val="22"/>
                 <w:rFonts w:ascii="Poppins" w:cs="Poppins" w:eastAsia="Poppins" w:hAnsi="Poppins"/>
               </w:rPr>
-              <w:t xml:space="preserve">Proof assets</w:t>
+              <w:t xml:space="preserve">Customer journey mapped</w:t>
             </w:r>
           </w:p>
         </w:tc>
@@ -4150,7 +4450,7 @@
                 <w:szCs w:val="22"/>
                 <w:rFonts w:ascii="Poppins" w:cs="Poppins" w:eastAsia="Poppins" w:hAnsi="Poppins"/>
               </w:rPr>
-              <w:t xml:space="preserve">The Crafted award, the reviews, fits-any-system and no CO2, produced for the website, the venue, the tap decals and social. Owned already, barely used.</w:t>
+              <w:t xml:space="preserve">Your 30-day item. From first contact to first refill to reorder, with the CRM trigger at each step.</w:t>
             </w:r>
           </w:p>
         </w:tc>
@@ -4182,7 +4482,7 @@
                 <w:szCs w:val="22"/>
                 <w:rFonts w:ascii="Poppins" w:cs="Poppins" w:eastAsia="Poppins" w:hAnsi="Poppins"/>
               </w:rPr>
-              <w:t xml:space="preserve">3 months</w:t>
+              <w:t xml:space="preserve">30 days</w:t>
             </w:r>
           </w:p>
         </w:tc>
@@ -4218,6 +4518,106 @@
                 <w:szCs w:val="22"/>
                 <w:rFonts w:ascii="Poppins" w:cs="Poppins" w:eastAsia="Poppins" w:hAnsi="Poppins"/>
               </w:rPr>
+              <w:t xml:space="preserve">Proof assets</w:t>
+            </w:r>
+          </w:p>
+        </w:tc>
+        <w:tc>
+          <w:tcPr>
+            <w:tcW w:type="dxa" w:w="4626"/>
+            <w:tcBorders>
+              <w:top w:val="single" w:color="D9D9D9" w:sz="4"/>
+              <w:left w:val="single" w:color="D9D9D9" w:sz="4"/>
+              <w:bottom w:val="single" w:color="D9D9D9" w:sz="4"/>
+              <w:right w:val="single" w:color="D9D9D9" w:sz="4"/>
+            </w:tcBorders>
+            <w:tcMar>
+              <w:top w:type="dxa" w:w="80"/>
+              <w:left w:type="dxa" w:w="100"/>
+              <w:bottom w:type="dxa" w:w="80"/>
+              <w:right w:type="dxa" w:w="100"/>
+            </w:tcMar>
+            <w:vAlign w:val="top"/>
+          </w:tcPr>
+          <w:p>
+            <w:pPr>
+              <w:spacing w:line="300" w:after="40"/>
+            </w:pPr>
+            <w:r>
+              <w:rPr>
+                <w:color w:val="000000"/>
+                <w:sz w:val="22"/>
+                <w:szCs w:val="22"/>
+                <w:rFonts w:ascii="Poppins" w:cs="Poppins" w:eastAsia="Poppins" w:hAnsi="Poppins"/>
+              </w:rPr>
+              <w:t xml:space="preserve">The Crafted award, the reviews, fits-any-system and no CO2, produced for the website, the venue, the tap decals and social. Owned already, barely used.</w:t>
+            </w:r>
+          </w:p>
+        </w:tc>
+        <w:tc>
+          <w:tcPr>
+            <w:tcW w:type="dxa" w:w="1700"/>
+            <w:tcBorders>
+              <w:top w:val="single" w:color="D9D9D9" w:sz="4"/>
+              <w:left w:val="single" w:color="D9D9D9" w:sz="4"/>
+              <w:bottom w:val="single" w:color="D9D9D9" w:sz="4"/>
+              <w:right w:val="single" w:color="D9D9D9" w:sz="4"/>
+            </w:tcBorders>
+            <w:tcMar>
+              <w:top w:type="dxa" w:w="80"/>
+              <w:left w:type="dxa" w:w="100"/>
+              <w:bottom w:type="dxa" w:w="80"/>
+              <w:right w:type="dxa" w:w="100"/>
+            </w:tcMar>
+            <w:vAlign w:val="top"/>
+          </w:tcPr>
+          <w:p>
+            <w:pPr>
+              <w:spacing w:line="300" w:after="40"/>
+            </w:pPr>
+            <w:r>
+              <w:rPr>
+                <w:color w:val="000000"/>
+                <w:sz w:val="22"/>
+                <w:szCs w:val="22"/>
+                <w:rFonts w:ascii="Poppins" w:cs="Poppins" w:eastAsia="Poppins" w:hAnsi="Poppins"/>
+              </w:rPr>
+              <w:t xml:space="preserve">3 months</w:t>
+            </w:r>
+          </w:p>
+        </w:tc>
+      </w:tr>
+      <w:tr>
+        <w:tc>
+          <w:tcPr>
+            <w:tcW w:type="dxa" w:w="2700"/>
+            <w:tcBorders>
+              <w:top w:val="single" w:color="D9D9D9" w:sz="4"/>
+              <w:left w:val="single" w:color="D9D9D9" w:sz="4"/>
+              <w:bottom w:val="single" w:color="D9D9D9" w:sz="4"/>
+              <w:right w:val="single" w:color="D9D9D9" w:sz="4"/>
+            </w:tcBorders>
+            <w:tcMar>
+              <w:top w:type="dxa" w:w="80"/>
+              <w:left w:type="dxa" w:w="100"/>
+              <w:bottom w:type="dxa" w:w="80"/>
+              <w:right w:type="dxa" w:w="100"/>
+            </w:tcMar>
+            <w:vAlign w:val="top"/>
+          </w:tcPr>
+          <w:p>
+            <w:pPr>
+              <w:spacing w:line="300" w:after="40"/>
+            </w:pPr>
+            <w:r>
+              <w:rPr>
+                <w:b/>
+                <w:bCs/>
+                <w:color w:val="000000"/>
+                <w:sz w:val="22"/>
+                <w:szCs w:val="22"/>
+                <w:rFonts w:ascii="Poppins" w:cs="Poppins" w:eastAsia="Poppins" w:hAnsi="Poppins"/>
+              </w:rPr>
               <w:t xml:space="preserve">Designing for her</w:t>
             </w:r>
           </w:p>
@@ -4251,6 +4651,106 @@
                 <w:rFonts w:ascii="Poppins" w:cs="Poppins" w:eastAsia="Poppins" w:hAnsi="Poppins"/>
               </w:rPr>
               <w:t xml:space="preserve">A product and design brief, not a campaign: the range, the RTD, the hydration and light story, and a system that sits in eyesight at home. Wellness influencer collaborations as the first proof.</w:t>
+            </w:r>
+          </w:p>
+        </w:tc>
+        <w:tc>
+          <w:tcPr>
+            <w:tcW w:type="dxa" w:w="1700"/>
+            <w:tcBorders>
+              <w:top w:val="single" w:color="D9D9D9" w:sz="4"/>
+              <w:left w:val="single" w:color="D9D9D9" w:sz="4"/>
+              <w:bottom w:val="single" w:color="D9D9D9" w:sz="4"/>
+              <w:right w:val="single" w:color="D9D9D9" w:sz="4"/>
+            </w:tcBorders>
+            <w:tcMar>
+              <w:top w:type="dxa" w:w="80"/>
+              <w:left w:type="dxa" w:w="100"/>
+              <w:bottom w:type="dxa" w:w="80"/>
+              <w:right w:type="dxa" w:w="100"/>
+            </w:tcMar>
+            <w:vAlign w:val="top"/>
+          </w:tcPr>
+          <w:p>
+            <w:pPr>
+              <w:spacing w:line="300" w:after="40"/>
+            </w:pPr>
+            <w:r>
+              <w:rPr>
+                <w:color w:val="000000"/>
+                <w:sz w:val="22"/>
+                <w:szCs w:val="22"/>
+                <w:rFonts w:ascii="Poppins" w:cs="Poppins" w:eastAsia="Poppins" w:hAnsi="Poppins"/>
+              </w:rPr>
+              <w:t xml:space="preserve">6 months</w:t>
+            </w:r>
+          </w:p>
+        </w:tc>
+      </w:tr>
+      <w:tr>
+        <w:tc>
+          <w:tcPr>
+            <w:tcW w:type="dxa" w:w="2700"/>
+            <w:tcBorders>
+              <w:top w:val="single" w:color="D9D9D9" w:sz="4"/>
+              <w:left w:val="single" w:color="D9D9D9" w:sz="4"/>
+              <w:bottom w:val="single" w:color="D9D9D9" w:sz="4"/>
+              <w:right w:val="single" w:color="D9D9D9" w:sz="4"/>
+            </w:tcBorders>
+            <w:tcMar>
+              <w:top w:type="dxa" w:w="80"/>
+              <w:left w:type="dxa" w:w="100"/>
+              <w:bottom w:type="dxa" w:w="80"/>
+              <w:right w:type="dxa" w:w="100"/>
+            </w:tcMar>
+            <w:vAlign w:val="top"/>
+          </w:tcPr>
+          <w:p>
+            <w:pPr>
+              <w:spacing w:line="300" w:after="40"/>
+            </w:pPr>
+            <w:r>
+              <w:rPr>
+                <w:b/>
+                <w:bCs/>
+                <w:color w:val="000000"/>
+                <w:sz w:val="22"/>
+                <w:szCs w:val="22"/>
+                <w:rFonts w:ascii="Poppins" w:cs="Poppins" w:eastAsia="Poppins" w:hAnsi="Poppins"/>
+              </w:rPr>
+              <w:t xml:space="preserve">The unit as an object worth owning</w:t>
+            </w:r>
+          </w:p>
+        </w:tc>
+        <w:tc>
+          <w:tcPr>
+            <w:tcW w:type="dxa" w:w="4626"/>
+            <w:tcBorders>
+              <w:top w:val="single" w:color="D9D9D9" w:sz="4"/>
+              <w:left w:val="single" w:color="D9D9D9" w:sz="4"/>
+              <w:bottom w:val="single" w:color="D9D9D9" w:sz="4"/>
+              <w:right w:val="single" w:color="D9D9D9" w:sz="4"/>
+            </w:tcBorders>
+            <w:tcMar>
+              <w:top w:type="dxa" w:w="80"/>
+              <w:left w:type="dxa" w:w="100"/>
+              <w:bottom w:type="dxa" w:w="80"/>
+              <w:right w:type="dxa" w:w="100"/>
+            </w:tcMar>
+            <w:vAlign w:val="top"/>
+          </w:tcPr>
+          <w:p>
+            <w:pPr>
+              <w:spacing w:line="300" w:after="40"/>
+            </w:pPr>
+            <w:r>
+              <w:rPr>
+                <w:color w:val="000000"/>
+                <w:sz w:val="22"/>
+                <w:szCs w:val="22"/>
+                <w:rFonts w:ascii="Poppins" w:cs="Poppins" w:eastAsia="Poppins" w:hAnsi="Poppins"/>
+              </w:rPr>
+              <w:t xml:space="preserve">A design direction for the hardware and how it is presented, so it earns a place on the bench or in the outdoor kitchen. A Zip HydroTap sells at around $10,000 largely on how it looks. Runs alongside designing for her, and it is what gets a keg system into the outdoor living aisle instead of the appliance aisle.</w:t>
             </w:r>
           </w:p>
         </w:tc>
@@ -5417,7 +5917,7 @@
                 <w:szCs w:val="22"/>
                 <w:rFonts w:ascii="Poppins" w:cs="Poppins" w:eastAsia="Poppins" w:hAnsi="Poppins"/>
               </w:rPr>
-              <w:t xml:space="preserve">Website and SEM live. GoTab and Fishbowl connected, CRM triggers replacing the 90-day SMS. Lease-to-buy and delivery launched. Harvey Norman and Kegland conversations open. Referral programme and Bring a Mate live. Ambassador content deploying. Wholesale pipeline in the CRM. Next hire decided.</w:t>
+              <w:t xml:space="preserve">Website and SEM live. GoTab and Fishbowl connected, CRM triggers replacing the 90-day SMS. Lease-to-buy and delivery launched. Harvey Norman and Kegland conversations open. Referral programme and Bring a Mate live, with trades carrying cards. Ambassador content deploying. Wholesale pipeline in the CRM. Next hire decided.</w:t>
             </w:r>
           </w:p>
         </w:tc>
@@ -5488,7 +5988,7 @@
                 <w:szCs w:val="22"/>
                 <w:rFonts w:ascii="Poppins" w:cs="Poppins" w:eastAsia="Poppins" w:hAnsi="Poppins"/>
               </w:rPr>
-              <w:t xml:space="preserve">250 active keg refillers. Wedding and functions programme selling. Membership redesigned. Designing-for-her brief in market. Career pathways for Chris and Harry defined.</w:t>
+              <w:t xml:space="preserve">250 active keg refillers. Wedding and functions programme selling. Membership redesigned. Designing-for-her and the hardware-as-object briefs in market. Outdoor kitchen and host-a-tasting pilots running. Career pathways for Chris and Harry defined.</w:t>
             </w:r>
           </w:p>
         </w:tc>
